--- a/Exams/CSC175 Sp26 Midterm Exam vB.docx
+++ b/Exams/CSC175 Sp26 Midterm Exam vB.docx
@@ -447,7 +447,15 @@
         <w:t>2</w:t>
       </w:r>
       <w:r>
-        <w:t>0 points) Multiple-choice questions: enter your answer keys here:</w:t>
+        <w:t xml:space="preserve">0 points) </w:t>
+      </w:r>
+      <w:proofErr w:type="gramStart"/>
+      <w:r>
+        <w:t>Multiple-choice</w:t>
+      </w:r>
+      <w:proofErr w:type="gramEnd"/>
+      <w:r>
+        <w:t xml:space="preserve"> questions: enter your answer keys here:</w:t>
       </w:r>
     </w:p>
     <w:tbl>
@@ -1050,7 +1058,23 @@
           <w:rStyle w:val="Strong"/>
           <w:rFonts w:eastAsiaTheme="majorEastAsia" w:cs="Arial"/>
         </w:rPr>
-        <w:t>For the following multiple-choice questions, each question has exactly one correct answer key. If multiple choices are correct, choose the option “All of the above”. Fill in the answer keys in the table above. (Answer keys written in the question area will not be counted.)</w:t>
+        <w:t xml:space="preserve">For the following multiple-choice questions, each question has exactly one correct answer key. If multiple choices are correct, choose the option “All of the above”. Fill in the answer keys </w:t>
+      </w:r>
+      <w:proofErr w:type="gramStart"/>
+      <w:r>
+        <w:rPr>
+          <w:rStyle w:val="Strong"/>
+          <w:rFonts w:eastAsiaTheme="majorEastAsia" w:cs="Arial"/>
+        </w:rPr>
+        <w:t>in</w:t>
+      </w:r>
+      <w:proofErr w:type="gramEnd"/>
+      <w:r>
+        <w:rPr>
+          <w:rStyle w:val="Strong"/>
+          <w:rFonts w:eastAsiaTheme="majorEastAsia" w:cs="Arial"/>
+        </w:rPr>
+        <w:t xml:space="preserve"> the table above. (Answer keys written in the question area will not be counted.)</w:t>
       </w:r>
     </w:p>
     <w:p>
@@ -1422,7 +1446,15 @@
         <w:t>2</w:t>
       </w:r>
       <w:r>
-        <w:t>. When choosing between two links, which factor dominates for a large packet?</w:t>
+        <w:t xml:space="preserve">. When choosing between two links, which factor </w:t>
+      </w:r>
+      <w:proofErr w:type="gramStart"/>
+      <w:r>
+        <w:t>dominates for</w:t>
+      </w:r>
+      <w:proofErr w:type="gramEnd"/>
+      <w:r>
+        <w:t xml:space="preserve"> a large packet?</w:t>
       </w:r>
     </w:p>
     <w:p>
@@ -1719,7 +1751,15 @@
         <w:t>1</w:t>
       </w:r>
       <w:r>
-        <w:t>9. If a packet matches two entries in a forwarding table (e.g., 4.0.0.0/8 and 4.29.0.0/16), which one is used?</w:t>
+        <w:t>9. If a packet matches two entries in a forwarding table (e.g., 4.0.</w:t>
+      </w:r>
+      <w:proofErr w:type="gramStart"/>
+      <w:r>
+        <w:t>0.0</w:t>
+      </w:r>
+      <w:proofErr w:type="gramEnd"/>
+      <w:r>
+        <w:t>/8 and 4.29.0.0/16), which one is used?</w:t>
       </w:r>
     </w:p>
     <w:p>
@@ -1727,7 +1767,15 @@
         <w:spacing w:after="0"/>
       </w:pPr>
       <w:r>
-        <w:t>A) The first one in the list</w:t>
+        <w:t xml:space="preserve">A) The first one </w:t>
+      </w:r>
+      <w:proofErr w:type="gramStart"/>
+      <w:r>
+        <w:t>in</w:t>
+      </w:r>
+      <w:proofErr w:type="gramEnd"/>
+      <w:r>
+        <w:t xml:space="preserve"> the list</w:t>
       </w:r>
     </w:p>
     <w:p>
@@ -1762,7 +1810,15 @@
         <w:t>2</w:t>
       </w:r>
       <w:r>
-        <w:t>0. Approximately how many addresses does IPv4 provide?</w:t>
+        <w:t xml:space="preserve">0. Approximately how many </w:t>
+      </w:r>
+      <w:proofErr w:type="gramStart"/>
+      <w:r>
+        <w:t>addresses does</w:t>
+      </w:r>
+      <w:proofErr w:type="gramEnd"/>
+      <w:r>
+        <w:t xml:space="preserve"> IPv4 provide?</w:t>
       </w:r>
     </w:p>
     <w:p>
@@ -3081,6 +3137,7 @@
       <w:r>
         <w:t>Alice (</w:t>
       </w:r>
+      <w:proofErr w:type="gramStart"/>
       <w:r>
         <w:rPr>
           <w:rFonts w:ascii="Cambria Math" w:hAnsi="Cambria Math" w:cs="Cambria Math"/>
@@ -3088,8 +3145,13 @@
         <w:t>𝐴</w:t>
       </w:r>
       <w:r>
-        <w:t>), Bob (</w:t>
-      </w:r>
+        <w:t>),</w:t>
+      </w:r>
+      <w:proofErr w:type="gramEnd"/>
+      <w:r>
+        <w:t xml:space="preserve"> Bob (</w:t>
+      </w:r>
+      <w:proofErr w:type="gramStart"/>
       <w:r>
         <w:rPr>
           <w:rFonts w:ascii="Cambria Math" w:hAnsi="Cambria Math" w:cs="Cambria Math"/>
@@ -3097,8 +3159,13 @@
         <w:t>𝐵</w:t>
       </w:r>
       <w:r>
-        <w:t>), Connie (</w:t>
-      </w:r>
+        <w:t>),</w:t>
+      </w:r>
+      <w:proofErr w:type="gramEnd"/>
+      <w:r>
+        <w:t xml:space="preserve"> Connie (</w:t>
+      </w:r>
+      <w:proofErr w:type="gramStart"/>
       <w:r>
         <w:rPr>
           <w:rFonts w:ascii="Cambria Math" w:hAnsi="Cambria Math" w:cs="Cambria Math"/>
@@ -3106,8 +3173,13 @@
         <w:t>𝐶</w:t>
       </w:r>
       <w:r>
-        <w:t>), and Diego (</w:t>
-      </w:r>
+        <w:t>),</w:t>
+      </w:r>
+      <w:proofErr w:type="gramEnd"/>
+      <w:r>
+        <w:t xml:space="preserve"> and Diego (</w:t>
+      </w:r>
+      <w:proofErr w:type="gramStart"/>
       <w:r>
         <w:rPr>
           <w:rFonts w:ascii="Cambria Math" w:hAnsi="Cambria Math" w:cs="Cambria Math"/>
@@ -3115,7 +3187,11 @@
         <w:t>𝐷</w:t>
       </w:r>
       <w:r>
-        <w:t>) are connected to the local network, which runs the distance-vector algorithm.</w:t>
+        <w:t>) are</w:t>
+      </w:r>
+      <w:proofErr w:type="gramEnd"/>
+      <w:r>
+        <w:t xml:space="preserve"> connected to the local network, which runs the distance-vector algorithm.</w:t>
       </w:r>
     </w:p>
     <w:p>
@@ -4864,7 +4940,15 @@
         </w:rPr>
       </w:pPr>
       <w:r>
-        <w:t>Consider the following network graph with three hosts (A, B, C) and six routers (R1 - R6). For the following questions, assume that the routers run a link-state routing protocol and the routing state has converged. Every link is up unless otherwise noted. When picking between equal-cost paths, the routers pick the route through the neighbor with the lower ID number. For each answer, please provide a concise explanation.</w:t>
+        <w:t xml:space="preserve">Consider the following network graph with three hosts (A, B, C) and six routers (R1 - R6). For the following questions, assume that the routers run a link-state routing protocol and the </w:t>
+      </w:r>
+      <w:proofErr w:type="gramStart"/>
+      <w:r>
+        <w:t>routing state</w:t>
+      </w:r>
+      <w:proofErr w:type="gramEnd"/>
+      <w:r>
+        <w:t xml:space="preserve"> has converged. Every link is up unless otherwise noted. When picking between equal-cost paths, the routers pick the route through the neighbor with the lower ID number. For each answer, please provide a concise explanation.</w:t>
       </w:r>
       <w:r>
         <w:rPr>
@@ -4976,7 +5060,15 @@
         <w:t>R2 and R4</w:t>
       </w:r>
       <w:r>
-        <w:t xml:space="preserve"> goes down. R2 and R4 have recomputed their routes, but have not yet sent updates. What route will a packet from A to C take?</w:t>
+        <w:t xml:space="preserve"> goes down. R2 and R4 have recomputed their </w:t>
+      </w:r>
+      <w:proofErr w:type="gramStart"/>
+      <w:r>
+        <w:t>routes, but</w:t>
+      </w:r>
+      <w:proofErr w:type="gramEnd"/>
+      <w:r>
+        <w:t xml:space="preserve"> have not yet sent updates. What route will a packet from A to C take?</w:t>
       </w:r>
     </w:p>
     <w:p>
@@ -5001,7 +5093,15 @@
         <w:t>R4 and R5</w:t>
       </w:r>
       <w:r>
-        <w:t xml:space="preserve"> goes down. R4 and R5 have recomputed their routes, but have not yet sent updates. What route will a packet from A to C take? </w:t>
+        <w:t xml:space="preserve"> goes down. R4 and R5 have recomputed their </w:t>
+      </w:r>
+      <w:proofErr w:type="gramStart"/>
+      <w:r>
+        <w:t>routes, but</w:t>
+      </w:r>
+      <w:proofErr w:type="gramEnd"/>
+      <w:r>
+        <w:t xml:space="preserve"> have not yet sent updates. What route will a packet from A to C take? </w:t>
       </w:r>
     </w:p>
     <w:p>
@@ -7370,7 +7470,21 @@
         <w:rPr>
           <w:lang w:eastAsia="zh-CN"/>
         </w:rPr>
-        <w:t>You may not fill all rows, or you may need to add additional rows, in the merged routing table.</w:t>
+        <w:t xml:space="preserve">You may not fill all rows, or you may need to add additional rows, </w:t>
+      </w:r>
+      <w:proofErr w:type="gramStart"/>
+      <w:r>
+        <w:rPr>
+          <w:lang w:eastAsia="zh-CN"/>
+        </w:rPr>
+        <w:t>in</w:t>
+      </w:r>
+      <w:proofErr w:type="gramEnd"/>
+      <w:r>
+        <w:rPr>
+          <w:lang w:eastAsia="zh-CN"/>
+        </w:rPr>
+        <w:t xml:space="preserve"> the merged routing table.</w:t>
       </w:r>
     </w:p>
     <w:p>
